--- a/Chinese/processed/精品解析：2025年四川省宜宾市中考语文真题（解析版）_dot_processed.docx
+++ b/Chinese/processed/精品解析：2025年四川省宜宾市中考语文真题（解析版）_dot_processed.docx
@@ -235,7 +235,7 @@
           <w:color w:val="auto"/>
           <w:u w:val="wave"/>
         </w:rPr>
-        <w:t xml:space="preserve">                         </w:t>
+        <w:t xml:space="preserve">[WAVY_SPACE_25]</w:t>
       </w:r>
       <w:r>
         <w:rPr>
